--- a/최종발표_대본.docx
+++ b/최종발표_대본.docx
@@ -830,7 +830,7 @@
                 <w:sz w:val="17"/>
                 <w:szCs w:val="17"/>
               </w:rPr>
-              <w:t xml:space="preserve">본론 5 · 기기 · IoT 연동</w:t>
+              <w:t xml:space="preserve">본론 5 · LG AI Home 연동</w:t>
             </w:r>
           </w:p>
         </w:tc>
@@ -1435,7 +1435,7 @@
                 <w:sz w:val="17"/>
                 <w:szCs w:val="17"/>
               </w:rPr>
-              <w:t xml:space="preserve">7장 SOH · 8장 기기·IoT 연동 · 데모의 동작 안정성</w:t>
+              <w:t xml:space="preserve">7장 SOH · 8장 AI Home 연동 · 데모의 동작 안정성</w:t>
             </w:r>
           </w:p>
         </w:tc>
@@ -1955,7 +1955,7 @@
           <w:sz w:val="21"/>
           <w:szCs w:val="21"/>
         </w:rPr>
-        <w:t xml:space="preserve">8. 본론 5 · 기기 · IoT 연동</w:t>
+        <w:t xml:space="preserve">8. 본론 5 · LG AI Home 연동</w:t>
       </w:r>
       <w:r>
         <w:rPr>
@@ -1978,7 +1978,7 @@
           <w:sz w:val="20"/>
           <w:szCs w:val="20"/>
         </w:rPr>
-        <w:t xml:space="preserve">판정은 앱 한 곳에서 하고, 표현은 세 곳으로 나눕니다. 같은 판정이 기기 LCD에 그대로 뜨고, IoT 스피커가 유형별 문장을 읽어줍니다. 심야나 낮잠 시간대에는 소리를 끄고 화면 안내만 남깁니다. 네트워크가 없어도 전 구간 동작합니다.</w:t>
+        <w:t xml:space="preserve">판정은 ThinQ 앱 한 곳에서 하고, 표현은 세 곳으로 나눕니다. 같은 판정이 코드제로 LCD에 그대로 뜨고, 씽큐 온 허브가 유형별 문장을 읽어줍니다. 심야나 낮잠 시간대에는 소리를 끄고 화면 안내만 남깁니다. 씽큐 온은 생성형 AI로 집 안 상태를 상시 모니터링하는 허브이고, 저희 판정은 그 위에 얹히는 코칭 계층입니다.</w:t>
       </w:r>
     </w:p>
     <w:p>
@@ -1994,7 +1994,7 @@
           <w:sz w:val="17"/>
           <w:szCs w:val="17"/>
         </w:rPr>
-        <w:t xml:space="preserve">▷ AI·IoT 적용 수준을 보는 장 — 기술 구현 35점의 축. 천천히.</w:t>
+        <w:t xml:space="preserve">▷ 실제 제품명을 정확히 쓸 것 — 기술 구현 35점의 축.</w:t>
       </w:r>
     </w:p>
     <w:p>
@@ -2090,7 +2090,7 @@
           <w:sz w:val="20"/>
           <w:szCs w:val="20"/>
         </w:rPr>
-        <w:t xml:space="preserve">AI는 판단이 필요한 다섯 자리에 들어갔습니다. 유형 추론, 여유 시간 예측, 수명 반영, 잔차 진단으로 식 수정, 상황 인지와 IoT 연동. 사용자 입장에서는 전부 “안 해도 되는 일”이 됐습니다. 개발 과정 자체도 Claude Code로 1년치 사용 이력을 반복 분석했습니다.</w:t>
+        <w:t xml:space="preserve">AI는 판단이 필요한 다섯 자리에 들어갔습니다. 유형 추론, 여유 시간 예측, 수명 반영, 잔차 진단으로 식 수정, 상황 인지와 AI Home 연동. 사용자 입장에서는 전부 “안 해도 되는 일”이 됐습니다. 개발 과정 자체도 Claude Code로 1년치 사용 이력을 반복 분석했습니다.</w:t>
       </w:r>
     </w:p>
     <w:p>
@@ -3130,7 +3130,7 @@
           <w:sz w:val="18"/>
           <w:szCs w:val="18"/>
         </w:rPr>
-        <w:t xml:space="preserve">A. 판단이 필요한 다섯 지점 — 유형 추론, 소모율 예측, 수명 반영, 잔차 진단 기반 식 수정, 상황 인지 무음. IoT는 앱 판정을 기기 LCD와 스피커로 동시 전달하는 구조로 적용.</w:t>
+        <w:t xml:space="preserve">A. AI는 판단이 필요한 다섯 지점 — 유형 추론, 소모율 예측, 수명 반영, 잔차 진단 기반 식 수정, 상황 인지 무음. 연동은 LG AI Home 구조를 따랐다. ThinQ 앱이 판정하고, 코드제로 LCD와 씽큐 온 허브로 같은 판정이 나간다.</w:t>
       </w:r>
     </w:p>
     <w:p>
@@ -3221,6 +3221,36 @@
           <w:szCs w:val="18"/>
         </w:rPr>
         <w:t xml:space="preserve">A. 저희 기준으로만 답한다 — ① 1년치 사용 이력 정량 검증(오차 0.98분·판정 96%) ② 설치되는 웹앱으로 현장에서 실제 동작 ③ SOH까지 반영한 예측 ④ 판정·문장·음성 분리로 기기·스피커 동시 연동. 타 팀 언급은 하지 않는다.</w:t>
+      </w:r>
+    </w:p>
+    <w:p>
+      <w:pPr>
+        <w:spacing w:after="40" w:before="110"/>
+      </w:pPr>
+      <w:r>
+        <w:rPr>
+          <w:rFonts w:ascii="맑은 고딕" w:cs="맑은 고딕" w:eastAsia="맑은 고딕" w:hAnsi="맑은 고딕"/>
+          <w:b/>
+          <w:bCs/>
+          <w:color w:val="1A1A1A"/>
+          <w:sz w:val="19"/>
+          <w:szCs w:val="19"/>
+        </w:rPr>
+        <w:t xml:space="preserve">Q. 씽큐 온이 이미 대화로 제어하는데 이 앱이 왜 필요한가?</w:t>
+      </w:r>
+    </w:p>
+    <w:p>
+      <w:pPr>
+        <w:spacing w:after="60" w:line="310"/>
+      </w:pPr>
+      <w:r>
+        <w:rPr>
+          <w:rFonts w:ascii="맑은 고딕" w:cs="맑은 고딕" w:eastAsia="맑은 고딕" w:hAnsi="맑은 고딕"/>
+          <w:color w:val="5A6570"/>
+          <w:sz w:val="18"/>
+          <w:szCs w:val="18"/>
+        </w:rPr>
+        <w:t xml:space="preserve">A. 허브는 명령을 이해하고 실행하지만, 지금 이 청소를 끝낼 수 있는지는 배터리 상태를 계산해야 나온다. 저희는 그 판정을 만들어 허브가 말할 내용을 제공하는 계층이다. 허브가 없어도 앱 단독으로 동작한다.</w:t>
       </w:r>
     </w:p>
     <w:p>
